--- a/report/Lookalike_Domain_Hunting_Report.docx
+++ b/report/Lookalike_Domain_Hunting_Report.docx
@@ -5409,7 +5409,7 @@
                 <w:sz w:val="18"/>
                 <w:szCs w:val="18"/>
               </w:rPr>
-              <w:t xml:space="preserve">10_dns_now.txt, 11_pivot_cascade.txt</w:t>
+              <w:t xml:space="preserve">10_dns_now.txt, 11_pivot_cert.txt</w:t>
             </w:r>
           </w:p>
         </w:tc>
